--- a/manuscript/submission/Supporting_Information_Audit_JCIM.docx
+++ b/manuscript/submission/Supporting_Information_Audit_JCIM.docx
@@ -22500,7 +22500,27 @@
         <w:rPr>
           <w:sz w:val="20"/>
         </w:rPr>
-        <w:t>Bond census of the carrier models before and after the rebuild (bond when the distance is below 1.15 times the sum of the covalent radii). B···B distances across the diagonal of the four-membered rings of the BN cage (about 1.86 Å) are listed separately and are not bonds.</w:t>
+        <w:t xml:space="preserve">Bond census of the carrier models before and after the rebuild (bond when the distance is below 1.15 times the sum of the covalent radii). B···B distances across the diagonal of the four-membered rings of the BN cage (about 1.86 Å) are listed separately and are not bonds. </w:t>
+      </w:r>
+      <w:r>
+        <w:rPr>
+          <w:i/>
+          <w:sz w:val="20"/>
+        </w:rPr>
+        <w:t>d</w:t>
+      </w:r>
+      <w:r>
+        <w:rPr>
+          <w:sz w:val="20"/>
+          <w:vertAlign w:val="subscript"/>
+        </w:rPr>
+        <w:t>min</w:t>
+      </w:r>
+      <w:r>
+        <w:rPr>
+          <w:sz w:val="20"/>
+        </w:rPr>
+        <w:t>, closest atom pair (Å); overlapping, pairs closer than 0.6 times the sum of the covalent radii.</w:t>
       </w:r>
     </w:p>
     <w:tbl>
@@ -22520,18 +22540,20 @@
         <w:tblW w:w="9070" w:type="dxa"/>
       </w:tblPr>
       <w:tblGrid>
-        <w:gridCol w:w="1236"/>
-        <w:gridCol w:w="742"/>
-        <w:gridCol w:w="989"/>
-        <w:gridCol w:w="1072"/>
-        <w:gridCol w:w="659"/>
-        <w:gridCol w:w="2886"/>
-        <w:gridCol w:w="1484"/>
+        <w:gridCol w:w="1038"/>
+        <w:gridCol w:w="623"/>
+        <w:gridCol w:w="830"/>
+        <w:gridCol w:w="900"/>
+        <w:gridCol w:w="553"/>
+        <w:gridCol w:w="2423"/>
+        <w:gridCol w:w="1246"/>
+        <w:gridCol w:w="484"/>
+        <w:gridCol w:w="969"/>
       </w:tblGrid>
       <w:tr>
         <w:tc>
           <w:tcPr>
-            <w:tcW w:type="dxa" w:w="1237"/>
+            <w:tcW w:type="dxa" w:w="1039"/>
             <w:tcBorders>
               <w:top w:val="single" w:sz="12" w:color="000000"/>
               <w:bottom w:val="single" w:sz="6" w:color="000000"/>
@@ -22545,7 +22567,7 @@
             <w:r>
               <w:rPr>
                 <w:b/>
-                <w:sz w:val="15"/>
+                <w:sz w:val="14"/>
               </w:rPr>
               <w:t>Study</w:t>
             </w:r>
@@ -22553,7 +22575,7 @@
         </w:tc>
         <w:tc>
           <w:tcPr>
-            <w:tcW w:type="dxa" w:w="742"/>
+            <w:tcW w:type="dxa" w:w="623"/>
             <w:tcBorders>
               <w:top w:val="single" w:sz="12" w:color="000000"/>
               <w:bottom w:val="single" w:sz="6" w:color="000000"/>
@@ -22567,7 +22589,7 @@
             <w:r>
               <w:rPr>
                 <w:b/>
-                <w:sz w:val="15"/>
+                <w:sz w:val="14"/>
               </w:rPr>
               <w:t>Model</w:t>
             </w:r>
@@ -22575,7 +22597,7 @@
         </w:tc>
         <w:tc>
           <w:tcPr>
-            <w:tcW w:type="dxa" w:w="990"/>
+            <w:tcW w:type="dxa" w:w="831"/>
             <w:tcBorders>
               <w:top w:val="single" w:sz="12" w:color="000000"/>
               <w:bottom w:val="single" w:sz="6" w:color="000000"/>
@@ -22589,7 +22611,7 @@
             <w:r>
               <w:rPr>
                 <w:b/>
-                <w:sz w:val="15"/>
+                <w:sz w:val="14"/>
               </w:rPr>
               <w:t>Material</w:t>
             </w:r>
@@ -22597,7 +22619,7 @@
         </w:tc>
         <w:tc>
           <w:tcPr>
-            <w:tcW w:type="dxa" w:w="1072"/>
+            <w:tcW w:type="dxa" w:w="900"/>
             <w:tcBorders>
               <w:top w:val="single" w:sz="12" w:color="000000"/>
               <w:bottom w:val="single" w:sz="6" w:color="000000"/>
@@ -22611,7 +22633,7 @@
             <w:r>
               <w:rPr>
                 <w:b/>
-                <w:sz w:val="15"/>
+                <w:sz w:val="14"/>
               </w:rPr>
               <w:t>Formula</w:t>
             </w:r>
@@ -22619,7 +22641,7 @@
         </w:tc>
         <w:tc>
           <w:tcPr>
-            <w:tcW w:type="dxa" w:w="660"/>
+            <w:tcW w:type="dxa" w:w="554"/>
             <w:tcBorders>
               <w:top w:val="single" w:sz="12" w:color="000000"/>
               <w:bottom w:val="single" w:sz="6" w:color="000000"/>
@@ -22633,7 +22655,7 @@
             <w:r>
               <w:rPr>
                 <w:b/>
-                <w:sz w:val="15"/>
+                <w:sz w:val="14"/>
               </w:rPr>
               <w:t>Atoms</w:t>
             </w:r>
@@ -22641,7 +22663,7 @@
         </w:tc>
         <w:tc>
           <w:tcPr>
-            <w:tcW w:type="dxa" w:w="2886"/>
+            <w:tcW w:type="dxa" w:w="2424"/>
             <w:tcBorders>
               <w:top w:val="single" w:sz="12" w:color="000000"/>
               <w:bottom w:val="single" w:sz="6" w:color="000000"/>
@@ -22655,7 +22677,7 @@
             <w:r>
               <w:rPr>
                 <w:b/>
-                <w:sz w:val="15"/>
+                <w:sz w:val="14"/>
               </w:rPr>
               <w:t>Bonds</w:t>
             </w:r>
@@ -22663,7 +22685,7 @@
         </w:tc>
         <w:tc>
           <w:tcPr>
-            <w:tcW w:type="dxa" w:w="1484"/>
+            <w:tcW w:type="dxa" w:w="1246"/>
             <w:tcBorders>
               <w:top w:val="single" w:sz="12" w:color="000000"/>
               <w:bottom w:val="single" w:sz="6" w:color="000000"/>
@@ -22677,9 +22699,62 @@
             <w:r>
               <w:rPr>
                 <w:b/>
-                <w:sz w:val="15"/>
+                <w:sz w:val="14"/>
               </w:rPr>
               <w:t>Forbidden bonds</w:t>
+            </w:r>
+          </w:p>
+        </w:tc>
+        <w:tc>
+          <w:tcPr>
+            <w:tcW w:type="dxa" w:w="485"/>
+            <w:tcBorders>
+              <w:top w:val="single" w:sz="12" w:color="000000"/>
+              <w:bottom w:val="single" w:sz="6" w:color="000000"/>
+            </w:tcBorders>
+          </w:tcPr>
+          <w:p>
+            <w:pPr>
+              <w:spacing w:after="20" w:before="20" w:line="240" w:lineRule="auto"/>
+              <w:jc w:val="center"/>
+            </w:pPr>
+            <w:r>
+              <w:rPr>
+                <w:b/>
+                <w:i/>
+                <w:sz w:val="14"/>
+              </w:rPr>
+              <w:t>d</w:t>
+            </w:r>
+            <w:r>
+              <w:rPr>
+                <w:b/>
+                <w:sz w:val="14"/>
+                <w:vertAlign w:val="subscript"/>
+              </w:rPr>
+              <w:t>min</w:t>
+            </w:r>
+          </w:p>
+        </w:tc>
+        <w:tc>
+          <w:tcPr>
+            <w:tcW w:type="dxa" w:w="969"/>
+            <w:tcBorders>
+              <w:top w:val="single" w:sz="12" w:color="000000"/>
+              <w:bottom w:val="single" w:sz="6" w:color="000000"/>
+            </w:tcBorders>
+          </w:tcPr>
+          <w:p>
+            <w:pPr>
+              <w:spacing w:after="20" w:before="20" w:line="240" w:lineRule="auto"/>
+              <w:jc w:val="center"/>
+            </w:pPr>
+            <w:r>
+              <w:rPr>
+                <w:b/>
+                <w:sz w:val="14"/>
+              </w:rPr>
+              <w:t>Overlapping</w:t>
             </w:r>
           </w:p>
         </w:tc>
@@ -22687,16 +22762,16 @@
       <w:tr>
         <w:tc>
           <w:tcPr>
-            <w:tcW w:type="dxa" w:w="1237"/>
-          </w:tcPr>
-          <w:p>
-            <w:pPr>
-              <w:spacing w:after="20" w:before="20" w:line="240" w:lineRule="auto"/>
-              <w:jc w:val="left"/>
-            </w:pPr>
-            <w:r>
-              <w:rPr>
-                <w:sz w:val="15"/>
+            <w:tcW w:type="dxa" w:w="1039"/>
+          </w:tcPr>
+          <w:p>
+            <w:pPr>
+              <w:spacing w:after="20" w:before="20" w:line="240" w:lineRule="auto"/>
+              <w:jc w:val="left"/>
+            </w:pPr>
+            <w:r>
+              <w:rPr>
+                <w:sz w:val="14"/>
               </w:rPr>
               <w:t>KRAS</w:t>
             </w:r>
@@ -22704,16 +22779,16 @@
         </w:tc>
         <w:tc>
           <w:tcPr>
-            <w:tcW w:type="dxa" w:w="742"/>
-          </w:tcPr>
-          <w:p>
-            <w:pPr>
-              <w:spacing w:after="20" w:before="20" w:line="240" w:lineRule="auto"/>
-              <w:jc w:val="left"/>
-            </w:pPr>
-            <w:r>
-              <w:rPr>
-                <w:sz w:val="15"/>
+            <w:tcW w:type="dxa" w:w="623"/>
+          </w:tcPr>
+          <w:p>
+            <w:pPr>
+              <w:spacing w:after="20" w:before="20" w:line="240" w:lineRule="auto"/>
+              <w:jc w:val="left"/>
+            </w:pPr>
+            <w:r>
+              <w:rPr>
+                <w:sz w:val="14"/>
               </w:rPr>
               <w:t>before</w:t>
             </w:r>
@@ -22721,16 +22796,16 @@
         </w:tc>
         <w:tc>
           <w:tcPr>
-            <w:tcW w:type="dxa" w:w="990"/>
-          </w:tcPr>
-          <w:p>
-            <w:pPr>
-              <w:spacing w:after="20" w:before="20" w:line="240" w:lineRule="auto"/>
-              <w:jc w:val="left"/>
-            </w:pPr>
-            <w:r>
-              <w:rPr>
-                <w:sz w:val="15"/>
+            <w:tcW w:type="dxa" w:w="831"/>
+          </w:tcPr>
+          <w:p>
+            <w:pPr>
+              <w:spacing w:after="20" w:before="20" w:line="240" w:lineRule="auto"/>
+              <w:jc w:val="left"/>
+            </w:pPr>
+            <w:r>
+              <w:rPr>
+                <w:sz w:val="14"/>
               </w:rPr>
               <w:t>g-C3N4</w:t>
             </w:r>
@@ -22738,48 +22813,48 @@
         </w:tc>
         <w:tc>
           <w:tcPr>
-            <w:tcW w:type="dxa" w:w="1072"/>
-          </w:tcPr>
-          <w:p>
-            <w:pPr>
-              <w:spacing w:after="20" w:before="20" w:line="240" w:lineRule="auto"/>
-              <w:jc w:val="left"/>
-            </w:pPr>
-            <w:r>
-              <w:rPr>
-                <w:sz w:val="15"/>
+            <w:tcW w:type="dxa" w:w="900"/>
+          </w:tcPr>
+          <w:p>
+            <w:pPr>
+              <w:spacing w:after="20" w:before="20" w:line="240" w:lineRule="auto"/>
+              <w:jc w:val="left"/>
+            </w:pPr>
+            <w:r>
+              <w:rPr>
+                <w:sz w:val="14"/>
               </w:rPr>
               <w:t>C</w:t>
             </w:r>
             <w:r>
               <w:rPr>
-                <w:sz w:val="15"/>
+                <w:sz w:val="14"/>
                 <w:vertAlign w:val="subscript"/>
               </w:rPr>
               <w:t>21</w:t>
             </w:r>
             <w:r>
               <w:rPr>
-                <w:sz w:val="15"/>
+                <w:sz w:val="14"/>
               </w:rPr>
               <w:t>N</w:t>
             </w:r>
             <w:r>
               <w:rPr>
-                <w:sz w:val="15"/>
+                <w:sz w:val="14"/>
                 <w:vertAlign w:val="subscript"/>
               </w:rPr>
               <w:t>21</w:t>
             </w:r>
             <w:r>
               <w:rPr>
-                <w:sz w:val="15"/>
+                <w:sz w:val="14"/>
               </w:rPr>
               <w:t>H</w:t>
             </w:r>
             <w:r>
               <w:rPr>
-                <w:sz w:val="15"/>
+                <w:sz w:val="14"/>
                 <w:vertAlign w:val="subscript"/>
               </w:rPr>
               <w:t>6</w:t>
@@ -22788,7 +22863,7 @@
         </w:tc>
         <w:tc>
           <w:tcPr>
-            <w:tcW w:type="dxa" w:w="660"/>
+            <w:tcW w:type="dxa" w:w="554"/>
           </w:tcPr>
           <w:p>
             <w:pPr>
@@ -22797,7 +22872,7 @@
             </w:pPr>
             <w:r>
               <w:rPr>
-                <w:sz w:val="15"/>
+                <w:sz w:val="14"/>
               </w:rPr>
               <w:t>48</w:t>
             </w:r>
@@ -22805,16 +22880,16 @@
         </w:tc>
         <w:tc>
           <w:tcPr>
-            <w:tcW w:type="dxa" w:w="2886"/>
-          </w:tcPr>
-          <w:p>
-            <w:pPr>
-              <w:spacing w:after="20" w:before="20" w:line="240" w:lineRule="auto"/>
-              <w:jc w:val="left"/>
-            </w:pPr>
-            <w:r>
-              <w:rPr>
-                <w:sz w:val="15"/>
+            <w:tcW w:type="dxa" w:w="2424"/>
+          </w:tcPr>
+          <w:p>
+            <w:pPr>
+              <w:spacing w:after="20" w:before="20" w:line="240" w:lineRule="auto"/>
+              <w:jc w:val="left"/>
+            </w:pPr>
+            <w:r>
+              <w:rPr>
+                <w:sz w:val="14"/>
               </w:rPr>
               <w:t>C–C 4; C–N 41; H–N 5</w:t>
             </w:r>
@@ -22822,18 +22897,52 @@
         </w:tc>
         <w:tc>
           <w:tcPr>
-            <w:tcW w:type="dxa" w:w="1484"/>
-          </w:tcPr>
-          <w:p>
-            <w:pPr>
-              <w:spacing w:after="20" w:before="20" w:line="240" w:lineRule="auto"/>
-              <w:jc w:val="left"/>
-            </w:pPr>
-            <w:r>
-              <w:rPr>
-                <w:sz w:val="15"/>
+            <w:tcW w:type="dxa" w:w="1246"/>
+          </w:tcPr>
+          <w:p>
+            <w:pPr>
+              <w:spacing w:after="20" w:before="20" w:line="240" w:lineRule="auto"/>
+              <w:jc w:val="left"/>
+            </w:pPr>
+            <w:r>
+              <w:rPr>
+                <w:sz w:val="14"/>
               </w:rPr>
               <w:t>C–C 4</w:t>
+            </w:r>
+          </w:p>
+        </w:tc>
+        <w:tc>
+          <w:tcPr>
+            <w:tcW w:type="dxa" w:w="485"/>
+          </w:tcPr>
+          <w:p>
+            <w:pPr>
+              <w:spacing w:after="20" w:before="20" w:line="240" w:lineRule="auto"/>
+              <w:jc w:val="center"/>
+            </w:pPr>
+            <w:r>
+              <w:rPr>
+                <w:sz w:val="14"/>
+              </w:rPr>
+              <w:t>1.00</w:t>
+            </w:r>
+          </w:p>
+        </w:tc>
+        <w:tc>
+          <w:tcPr>
+            <w:tcW w:type="dxa" w:w="969"/>
+          </w:tcPr>
+          <w:p>
+            <w:pPr>
+              <w:spacing w:after="20" w:before="20" w:line="240" w:lineRule="auto"/>
+              <w:jc w:val="center"/>
+            </w:pPr>
+            <w:r>
+              <w:rPr>
+                <w:sz w:val="14"/>
+              </w:rPr>
+              <w:t>0</w:t>
             </w:r>
           </w:p>
         </w:tc>
@@ -22841,16 +22950,16 @@
       <w:tr>
         <w:tc>
           <w:tcPr>
-            <w:tcW w:type="dxa" w:w="1237"/>
-          </w:tcPr>
-          <w:p>
-            <w:pPr>
-              <w:spacing w:after="20" w:before="20" w:line="240" w:lineRule="auto"/>
-              <w:jc w:val="left"/>
-            </w:pPr>
-            <w:r>
-              <w:rPr>
-                <w:sz w:val="15"/>
+            <w:tcW w:type="dxa" w:w="1039"/>
+          </w:tcPr>
+          <w:p>
+            <w:pPr>
+              <w:spacing w:after="20" w:before="20" w:line="240" w:lineRule="auto"/>
+              <w:jc w:val="left"/>
+            </w:pPr>
+            <w:r>
+              <w:rPr>
+                <w:sz w:val="14"/>
               </w:rPr>
               <w:t>KRAS</w:t>
             </w:r>
@@ -22858,16 +22967,16 @@
         </w:tc>
         <w:tc>
           <w:tcPr>
-            <w:tcW w:type="dxa" w:w="742"/>
-          </w:tcPr>
-          <w:p>
-            <w:pPr>
-              <w:spacing w:after="20" w:before="20" w:line="240" w:lineRule="auto"/>
-              <w:jc w:val="left"/>
-            </w:pPr>
-            <w:r>
-              <w:rPr>
-                <w:sz w:val="15"/>
+            <w:tcW w:type="dxa" w:w="623"/>
+          </w:tcPr>
+          <w:p>
+            <w:pPr>
+              <w:spacing w:after="20" w:before="20" w:line="240" w:lineRule="auto"/>
+              <w:jc w:val="left"/>
+            </w:pPr>
+            <w:r>
+              <w:rPr>
+                <w:sz w:val="14"/>
               </w:rPr>
               <w:t>after</w:t>
             </w:r>
@@ -22875,16 +22984,16 @@
         </w:tc>
         <w:tc>
           <w:tcPr>
-            <w:tcW w:type="dxa" w:w="990"/>
-          </w:tcPr>
-          <w:p>
-            <w:pPr>
-              <w:spacing w:after="20" w:before="20" w:line="240" w:lineRule="auto"/>
-              <w:jc w:val="left"/>
-            </w:pPr>
-            <w:r>
-              <w:rPr>
-                <w:sz w:val="15"/>
+            <w:tcW w:type="dxa" w:w="831"/>
+          </w:tcPr>
+          <w:p>
+            <w:pPr>
+              <w:spacing w:after="20" w:before="20" w:line="240" w:lineRule="auto"/>
+              <w:jc w:val="left"/>
+            </w:pPr>
+            <w:r>
+              <w:rPr>
+                <w:sz w:val="14"/>
               </w:rPr>
               <w:t>g-C3N4</w:t>
             </w:r>
@@ -22892,48 +23001,48 @@
         </w:tc>
         <w:tc>
           <w:tcPr>
-            <w:tcW w:type="dxa" w:w="1072"/>
-          </w:tcPr>
-          <w:p>
-            <w:pPr>
-              <w:spacing w:after="20" w:before="20" w:line="240" w:lineRule="auto"/>
-              <w:jc w:val="left"/>
-            </w:pPr>
-            <w:r>
-              <w:rPr>
-                <w:sz w:val="15"/>
+            <w:tcW w:type="dxa" w:w="900"/>
+          </w:tcPr>
+          <w:p>
+            <w:pPr>
+              <w:spacing w:after="20" w:before="20" w:line="240" w:lineRule="auto"/>
+              <w:jc w:val="left"/>
+            </w:pPr>
+            <w:r>
+              <w:rPr>
+                <w:sz w:val="14"/>
               </w:rPr>
               <w:t>C</w:t>
             </w:r>
             <w:r>
               <w:rPr>
-                <w:sz w:val="15"/>
+                <w:sz w:val="14"/>
                 <w:vertAlign w:val="subscript"/>
               </w:rPr>
               <w:t>18</w:t>
             </w:r>
             <w:r>
               <w:rPr>
-                <w:sz w:val="15"/>
+                <w:sz w:val="14"/>
               </w:rPr>
               <w:t>N</w:t>
             </w:r>
             <w:r>
               <w:rPr>
-                <w:sz w:val="15"/>
+                <w:sz w:val="14"/>
                 <w:vertAlign w:val="subscript"/>
               </w:rPr>
               <w:t>27</w:t>
             </w:r>
             <w:r>
               <w:rPr>
-                <w:sz w:val="15"/>
+                <w:sz w:val="14"/>
               </w:rPr>
               <w:t>H</w:t>
             </w:r>
             <w:r>
               <w:rPr>
-                <w:sz w:val="15"/>
+                <w:sz w:val="14"/>
                 <w:vertAlign w:val="subscript"/>
               </w:rPr>
               <w:t>9</w:t>
@@ -22942,7 +23051,7 @@
         </w:tc>
         <w:tc>
           <w:tcPr>
-            <w:tcW w:type="dxa" w:w="660"/>
+            <w:tcW w:type="dxa" w:w="554"/>
           </w:tcPr>
           <w:p>
             <w:pPr>
@@ -22951,7 +23060,7 @@
             </w:pPr>
             <w:r>
               <w:rPr>
-                <w:sz w:val="15"/>
+                <w:sz w:val="14"/>
               </w:rPr>
               <w:t>54</w:t>
             </w:r>
@@ -22959,16 +23068,16 @@
         </w:tc>
         <w:tc>
           <w:tcPr>
-            <w:tcW w:type="dxa" w:w="2886"/>
-          </w:tcPr>
-          <w:p>
-            <w:pPr>
-              <w:spacing w:after="20" w:before="20" w:line="240" w:lineRule="auto"/>
-              <w:jc w:val="left"/>
-            </w:pPr>
-            <w:r>
-              <w:rPr>
-                <w:sz w:val="15"/>
+            <w:tcW w:type="dxa" w:w="2424"/>
+          </w:tcPr>
+          <w:p>
+            <w:pPr>
+              <w:spacing w:after="20" w:before="20" w:line="240" w:lineRule="auto"/>
+              <w:jc w:val="left"/>
+            </w:pPr>
+            <w:r>
+              <w:rPr>
+                <w:sz w:val="14"/>
               </w:rPr>
               <w:t>C–N 54; H–N 9</w:t>
             </w:r>
@@ -22976,18 +23085,52 @@
         </w:tc>
         <w:tc>
           <w:tcPr>
-            <w:tcW w:type="dxa" w:w="1484"/>
-          </w:tcPr>
-          <w:p>
-            <w:pPr>
-              <w:spacing w:after="20" w:before="20" w:line="240" w:lineRule="auto"/>
-              <w:jc w:val="left"/>
-            </w:pPr>
-            <w:r>
-              <w:rPr>
-                <w:sz w:val="15"/>
+            <w:tcW w:type="dxa" w:w="1246"/>
+          </w:tcPr>
+          <w:p>
+            <w:pPr>
+              <w:spacing w:after="20" w:before="20" w:line="240" w:lineRule="auto"/>
+              <w:jc w:val="left"/>
+            </w:pPr>
+            <w:r>
+              <w:rPr>
+                <w:sz w:val="14"/>
               </w:rPr>
               <w:t>none</w:t>
+            </w:r>
+          </w:p>
+        </w:tc>
+        <w:tc>
+          <w:tcPr>
+            <w:tcW w:type="dxa" w:w="485"/>
+          </w:tcPr>
+          <w:p>
+            <w:pPr>
+              <w:spacing w:after="20" w:before="20" w:line="240" w:lineRule="auto"/>
+              <w:jc w:val="center"/>
+            </w:pPr>
+            <w:r>
+              <w:rPr>
+                <w:sz w:val="14"/>
+              </w:rPr>
+              <w:t>1.00</w:t>
+            </w:r>
+          </w:p>
+        </w:tc>
+        <w:tc>
+          <w:tcPr>
+            <w:tcW w:type="dxa" w:w="969"/>
+          </w:tcPr>
+          <w:p>
+            <w:pPr>
+              <w:spacing w:after="20" w:before="20" w:line="240" w:lineRule="auto"/>
+              <w:jc w:val="center"/>
+            </w:pPr>
+            <w:r>
+              <w:rPr>
+                <w:sz w:val="14"/>
+              </w:rPr>
+              <w:t>0</w:t>
             </w:r>
           </w:p>
         </w:tc>
@@ -22995,16 +23138,16 @@
       <w:tr>
         <w:tc>
           <w:tcPr>
-            <w:tcW w:type="dxa" w:w="1237"/>
-          </w:tcPr>
-          <w:p>
-            <w:pPr>
-              <w:spacing w:after="20" w:before="20" w:line="240" w:lineRule="auto"/>
-              <w:jc w:val="left"/>
-            </w:pPr>
-            <w:r>
-              <w:rPr>
-                <w:sz w:val="15"/>
+            <w:tcW w:type="dxa" w:w="1039"/>
+          </w:tcPr>
+          <w:p>
+            <w:pPr>
+              <w:spacing w:after="20" w:before="20" w:line="240" w:lineRule="auto"/>
+              <w:jc w:val="left"/>
+            </w:pPr>
+            <w:r>
+              <w:rPr>
+                <w:sz w:val="14"/>
               </w:rPr>
               <w:t>TNBC</w:t>
             </w:r>
@@ -23012,16 +23155,16 @@
         </w:tc>
         <w:tc>
           <w:tcPr>
-            <w:tcW w:type="dxa" w:w="742"/>
-          </w:tcPr>
-          <w:p>
-            <w:pPr>
-              <w:spacing w:after="20" w:before="20" w:line="240" w:lineRule="auto"/>
-              <w:jc w:val="left"/>
-            </w:pPr>
-            <w:r>
-              <w:rPr>
-                <w:sz w:val="15"/>
+            <w:tcW w:type="dxa" w:w="623"/>
+          </w:tcPr>
+          <w:p>
+            <w:pPr>
+              <w:spacing w:after="20" w:before="20" w:line="240" w:lineRule="auto"/>
+              <w:jc w:val="left"/>
+            </w:pPr>
+            <w:r>
+              <w:rPr>
+                <w:sz w:val="14"/>
               </w:rPr>
               <w:t>before</w:t>
             </w:r>
@@ -23029,16 +23172,16 @@
         </w:tc>
         <w:tc>
           <w:tcPr>
-            <w:tcW w:type="dxa" w:w="990"/>
-          </w:tcPr>
-          <w:p>
-            <w:pPr>
-              <w:spacing w:after="20" w:before="20" w:line="240" w:lineRule="auto"/>
-              <w:jc w:val="left"/>
-            </w:pPr>
-            <w:r>
-              <w:rPr>
-                <w:sz w:val="15"/>
+            <w:tcW w:type="dxa" w:w="831"/>
+          </w:tcPr>
+          <w:p>
+            <w:pPr>
+              <w:spacing w:after="20" w:before="20" w:line="240" w:lineRule="auto"/>
+              <w:jc w:val="left"/>
+            </w:pPr>
+            <w:r>
+              <w:rPr>
+                <w:sz w:val="14"/>
               </w:rPr>
               <w:t>BN cage</w:t>
             </w:r>
@@ -23046,35 +23189,35 @@
         </w:tc>
         <w:tc>
           <w:tcPr>
-            <w:tcW w:type="dxa" w:w="1072"/>
-          </w:tcPr>
-          <w:p>
-            <w:pPr>
-              <w:spacing w:after="20" w:before="20" w:line="240" w:lineRule="auto"/>
-              <w:jc w:val="left"/>
-            </w:pPr>
-            <w:r>
-              <w:rPr>
-                <w:sz w:val="15"/>
+            <w:tcW w:type="dxa" w:w="900"/>
+          </w:tcPr>
+          <w:p>
+            <w:pPr>
+              <w:spacing w:after="20" w:before="20" w:line="240" w:lineRule="auto"/>
+              <w:jc w:val="left"/>
+            </w:pPr>
+            <w:r>
+              <w:rPr>
+                <w:sz w:val="14"/>
               </w:rPr>
               <w:t>B</w:t>
             </w:r>
             <w:r>
               <w:rPr>
-                <w:sz w:val="15"/>
+                <w:sz w:val="14"/>
                 <w:vertAlign w:val="subscript"/>
               </w:rPr>
               <w:t>36</w:t>
             </w:r>
             <w:r>
               <w:rPr>
-                <w:sz w:val="15"/>
+                <w:sz w:val="14"/>
               </w:rPr>
               <w:t>N</w:t>
             </w:r>
             <w:r>
               <w:rPr>
-                <w:sz w:val="15"/>
+                <w:sz w:val="14"/>
                 <w:vertAlign w:val="subscript"/>
               </w:rPr>
               <w:t>36</w:t>
@@ -23083,7 +23226,7 @@
         </w:tc>
         <w:tc>
           <w:tcPr>
-            <w:tcW w:type="dxa" w:w="660"/>
+            <w:tcW w:type="dxa" w:w="554"/>
           </w:tcPr>
           <w:p>
             <w:pPr>
@@ -23092,7 +23235,7 @@
             </w:pPr>
             <w:r>
               <w:rPr>
-                <w:sz w:val="15"/>
+                <w:sz w:val="14"/>
               </w:rPr>
               <w:t>72</w:t>
             </w:r>
@@ -23100,16 +23243,16 @@
         </w:tc>
         <w:tc>
           <w:tcPr>
-            <w:tcW w:type="dxa" w:w="2886"/>
-          </w:tcPr>
-          <w:p>
-            <w:pPr>
-              <w:spacing w:after="20" w:before="20" w:line="240" w:lineRule="auto"/>
-              <w:jc w:val="left"/>
-            </w:pPr>
-            <w:r>
-              <w:rPr>
-                <w:sz w:val="15"/>
+            <w:tcW w:type="dxa" w:w="2424"/>
+          </w:tcPr>
+          <w:p>
+            <w:pPr>
+              <w:spacing w:after="20" w:before="20" w:line="240" w:lineRule="auto"/>
+              <w:jc w:val="left"/>
+            </w:pPr>
+            <w:r>
+              <w:rPr>
+                <w:sz w:val="14"/>
               </w:rPr>
               <w:t>B–B 36; B–N 60; N–N 24</w:t>
             </w:r>
@@ -23117,18 +23260,52 @@
         </w:tc>
         <w:tc>
           <w:tcPr>
-            <w:tcW w:type="dxa" w:w="1484"/>
-          </w:tcPr>
-          <w:p>
-            <w:pPr>
-              <w:spacing w:after="20" w:before="20" w:line="240" w:lineRule="auto"/>
-              <w:jc w:val="left"/>
-            </w:pPr>
-            <w:r>
-              <w:rPr>
-                <w:sz w:val="15"/>
+            <w:tcW w:type="dxa" w:w="1246"/>
+          </w:tcPr>
+          <w:p>
+            <w:pPr>
+              <w:spacing w:after="20" w:before="20" w:line="240" w:lineRule="auto"/>
+              <w:jc w:val="left"/>
+            </w:pPr>
+            <w:r>
+              <w:rPr>
+                <w:sz w:val="14"/>
               </w:rPr>
               <w:t>B–B 36; N–N 24</w:t>
+            </w:r>
+          </w:p>
+        </w:tc>
+        <w:tc>
+          <w:tcPr>
+            <w:tcW w:type="dxa" w:w="485"/>
+          </w:tcPr>
+          <w:p>
+            <w:pPr>
+              <w:spacing w:after="20" w:before="20" w:line="240" w:lineRule="auto"/>
+              <w:jc w:val="center"/>
+            </w:pPr>
+            <w:r>
+              <w:rPr>
+                <w:sz w:val="14"/>
+              </w:rPr>
+              <w:t>0.57</w:t>
+            </w:r>
+          </w:p>
+        </w:tc>
+        <w:tc>
+          <w:tcPr>
+            <w:tcW w:type="dxa" w:w="969"/>
+          </w:tcPr>
+          <w:p>
+            <w:pPr>
+              <w:spacing w:after="20" w:before="20" w:line="240" w:lineRule="auto"/>
+              <w:jc w:val="center"/>
+            </w:pPr>
+            <w:r>
+              <w:rPr>
+                <w:sz w:val="14"/>
+              </w:rPr>
+              <w:t>36</w:t>
             </w:r>
           </w:p>
         </w:tc>
@@ -23136,16 +23313,16 @@
       <w:tr>
         <w:tc>
           <w:tcPr>
-            <w:tcW w:type="dxa" w:w="1237"/>
-          </w:tcPr>
-          <w:p>
-            <w:pPr>
-              <w:spacing w:after="20" w:before="20" w:line="240" w:lineRule="auto"/>
-              <w:jc w:val="left"/>
-            </w:pPr>
-            <w:r>
-              <w:rPr>
-                <w:sz w:val="15"/>
+            <w:tcW w:type="dxa" w:w="1039"/>
+          </w:tcPr>
+          <w:p>
+            <w:pPr>
+              <w:spacing w:after="20" w:before="20" w:line="240" w:lineRule="auto"/>
+              <w:jc w:val="left"/>
+            </w:pPr>
+            <w:r>
+              <w:rPr>
+                <w:sz w:val="14"/>
               </w:rPr>
               <w:t>TNBC</w:t>
             </w:r>
@@ -23153,16 +23330,16 @@
         </w:tc>
         <w:tc>
           <w:tcPr>
-            <w:tcW w:type="dxa" w:w="742"/>
-          </w:tcPr>
-          <w:p>
-            <w:pPr>
-              <w:spacing w:after="20" w:before="20" w:line="240" w:lineRule="auto"/>
-              <w:jc w:val="left"/>
-            </w:pPr>
-            <w:r>
-              <w:rPr>
-                <w:sz w:val="15"/>
+            <w:tcW w:type="dxa" w:w="623"/>
+          </w:tcPr>
+          <w:p>
+            <w:pPr>
+              <w:spacing w:after="20" w:before="20" w:line="240" w:lineRule="auto"/>
+              <w:jc w:val="left"/>
+            </w:pPr>
+            <w:r>
+              <w:rPr>
+                <w:sz w:val="14"/>
               </w:rPr>
               <w:t>after</w:t>
             </w:r>
@@ -23170,16 +23347,16 @@
         </w:tc>
         <w:tc>
           <w:tcPr>
-            <w:tcW w:type="dxa" w:w="990"/>
-          </w:tcPr>
-          <w:p>
-            <w:pPr>
-              <w:spacing w:after="20" w:before="20" w:line="240" w:lineRule="auto"/>
-              <w:jc w:val="left"/>
-            </w:pPr>
-            <w:r>
-              <w:rPr>
-                <w:sz w:val="15"/>
+            <w:tcW w:type="dxa" w:w="831"/>
+          </w:tcPr>
+          <w:p>
+            <w:pPr>
+              <w:spacing w:after="20" w:before="20" w:line="240" w:lineRule="auto"/>
+              <w:jc w:val="left"/>
+            </w:pPr>
+            <w:r>
+              <w:rPr>
+                <w:sz w:val="14"/>
               </w:rPr>
               <w:t>BN cage</w:t>
             </w:r>
@@ -23187,35 +23364,35 @@
         </w:tc>
         <w:tc>
           <w:tcPr>
-            <w:tcW w:type="dxa" w:w="1072"/>
-          </w:tcPr>
-          <w:p>
-            <w:pPr>
-              <w:spacing w:after="20" w:before="20" w:line="240" w:lineRule="auto"/>
-              <w:jc w:val="left"/>
-            </w:pPr>
-            <w:r>
-              <w:rPr>
-                <w:sz w:val="15"/>
+            <w:tcW w:type="dxa" w:w="900"/>
+          </w:tcPr>
+          <w:p>
+            <w:pPr>
+              <w:spacing w:after="20" w:before="20" w:line="240" w:lineRule="auto"/>
+              <w:jc w:val="left"/>
+            </w:pPr>
+            <w:r>
+              <w:rPr>
+                <w:sz w:val="14"/>
               </w:rPr>
               <w:t>B</w:t>
             </w:r>
             <w:r>
               <w:rPr>
-                <w:sz w:val="15"/>
+                <w:sz w:val="14"/>
                 <w:vertAlign w:val="subscript"/>
               </w:rPr>
               <w:t>36</w:t>
             </w:r>
             <w:r>
               <w:rPr>
-                <w:sz w:val="15"/>
+                <w:sz w:val="14"/>
               </w:rPr>
               <w:t>N</w:t>
             </w:r>
             <w:r>
               <w:rPr>
-                <w:sz w:val="15"/>
+                <w:sz w:val="14"/>
                 <w:vertAlign w:val="subscript"/>
               </w:rPr>
               <w:t>36</w:t>
@@ -23224,7 +23401,7 @@
         </w:tc>
         <w:tc>
           <w:tcPr>
-            <w:tcW w:type="dxa" w:w="660"/>
+            <w:tcW w:type="dxa" w:w="554"/>
           </w:tcPr>
           <w:p>
             <w:pPr>
@@ -23233,7 +23410,7 @@
             </w:pPr>
             <w:r>
               <w:rPr>
-                <w:sz w:val="15"/>
+                <w:sz w:val="14"/>
               </w:rPr>
               <w:t>72</w:t>
             </w:r>
@@ -23241,16 +23418,16 @@
         </w:tc>
         <w:tc>
           <w:tcPr>
-            <w:tcW w:type="dxa" w:w="2886"/>
-          </w:tcPr>
-          <w:p>
-            <w:pPr>
-              <w:spacing w:after="20" w:before="20" w:line="240" w:lineRule="auto"/>
-              <w:jc w:val="left"/>
-            </w:pPr>
-            <w:r>
-              <w:rPr>
-                <w:sz w:val="15"/>
+            <w:tcW w:type="dxa" w:w="2424"/>
+          </w:tcPr>
+          <w:p>
+            <w:pPr>
+              <w:spacing w:after="20" w:before="20" w:line="240" w:lineRule="auto"/>
+              <w:jc w:val="left"/>
+            </w:pPr>
+            <w:r>
+              <w:rPr>
+                <w:sz w:val="14"/>
               </w:rPr>
               <w:t>B–N 108; B...B 4–ring diagonal 6</w:t>
             </w:r>
@@ -23258,18 +23435,52 @@
         </w:tc>
         <w:tc>
           <w:tcPr>
-            <w:tcW w:type="dxa" w:w="1484"/>
-          </w:tcPr>
-          <w:p>
-            <w:pPr>
-              <w:spacing w:after="20" w:before="20" w:line="240" w:lineRule="auto"/>
-              <w:jc w:val="left"/>
-            </w:pPr>
-            <w:r>
-              <w:rPr>
-                <w:sz w:val="15"/>
+            <w:tcW w:type="dxa" w:w="1246"/>
+          </w:tcPr>
+          <w:p>
+            <w:pPr>
+              <w:spacing w:after="20" w:before="20" w:line="240" w:lineRule="auto"/>
+              <w:jc w:val="left"/>
+            </w:pPr>
+            <w:r>
+              <w:rPr>
+                <w:sz w:val="14"/>
               </w:rPr>
               <w:t>none</w:t>
+            </w:r>
+          </w:p>
+        </w:tc>
+        <w:tc>
+          <w:tcPr>
+            <w:tcW w:type="dxa" w:w="485"/>
+          </w:tcPr>
+          <w:p>
+            <w:pPr>
+              <w:spacing w:after="20" w:before="20" w:line="240" w:lineRule="auto"/>
+              <w:jc w:val="center"/>
+            </w:pPr>
+            <w:r>
+              <w:rPr>
+                <w:sz w:val="14"/>
+              </w:rPr>
+              <w:t>1.41</w:t>
+            </w:r>
+          </w:p>
+        </w:tc>
+        <w:tc>
+          <w:tcPr>
+            <w:tcW w:type="dxa" w:w="969"/>
+          </w:tcPr>
+          <w:p>
+            <w:pPr>
+              <w:spacing w:after="20" w:before="20" w:line="240" w:lineRule="auto"/>
+              <w:jc w:val="center"/>
+            </w:pPr>
+            <w:r>
+              <w:rPr>
+                <w:sz w:val="14"/>
+              </w:rPr>
+              <w:t>0</w:t>
             </w:r>
           </w:p>
         </w:tc>
@@ -23277,16 +23488,16 @@
       <w:tr>
         <w:tc>
           <w:tcPr>
-            <w:tcW w:type="dxa" w:w="1237"/>
-          </w:tcPr>
-          <w:p>
-            <w:pPr>
-              <w:spacing w:after="20" w:before="20" w:line="240" w:lineRule="auto"/>
-              <w:jc w:val="left"/>
-            </w:pPr>
-            <w:r>
-              <w:rPr>
-                <w:sz w:val="15"/>
+            <w:tcW w:type="dxa" w:w="1039"/>
+          </w:tcPr>
+          <w:p>
+            <w:pPr>
+              <w:spacing w:after="20" w:before="20" w:line="240" w:lineRule="auto"/>
+              <w:jc w:val="left"/>
+            </w:pPr>
+            <w:r>
+              <w:rPr>
+                <w:sz w:val="14"/>
               </w:rPr>
               <w:t>Glioblastoma</w:t>
             </w:r>
@@ -23294,16 +23505,16 @@
         </w:tc>
         <w:tc>
           <w:tcPr>
-            <w:tcW w:type="dxa" w:w="742"/>
-          </w:tcPr>
-          <w:p>
-            <w:pPr>
-              <w:spacing w:after="20" w:before="20" w:line="240" w:lineRule="auto"/>
-              <w:jc w:val="left"/>
-            </w:pPr>
-            <w:r>
-              <w:rPr>
-                <w:sz w:val="15"/>
+            <w:tcW w:type="dxa" w:w="623"/>
+          </w:tcPr>
+          <w:p>
+            <w:pPr>
+              <w:spacing w:after="20" w:before="20" w:line="240" w:lineRule="auto"/>
+              <w:jc w:val="left"/>
+            </w:pPr>
+            <w:r>
+              <w:rPr>
+                <w:sz w:val="14"/>
               </w:rPr>
               <w:t>before</w:t>
             </w:r>
@@ -23311,16 +23522,16 @@
         </w:tc>
         <w:tc>
           <w:tcPr>
-            <w:tcW w:type="dxa" w:w="990"/>
-          </w:tcPr>
-          <w:p>
-            <w:pPr>
-              <w:spacing w:after="20" w:before="20" w:line="240" w:lineRule="auto"/>
-              <w:jc w:val="left"/>
-            </w:pPr>
-            <w:r>
-              <w:rPr>
-                <w:sz w:val="15"/>
+            <w:tcW w:type="dxa" w:w="831"/>
+          </w:tcPr>
+          <w:p>
+            <w:pPr>
+              <w:spacing w:after="20" w:before="20" w:line="240" w:lineRule="auto"/>
+              <w:jc w:val="left"/>
+            </w:pPr>
+            <w:r>
+              <w:rPr>
+                <w:sz w:val="14"/>
               </w:rPr>
               <w:t>Ti3C2O2</w:t>
             </w:r>
@@ -23328,48 +23539,48 @@
         </w:tc>
         <w:tc>
           <w:tcPr>
-            <w:tcW w:type="dxa" w:w="1072"/>
-          </w:tcPr>
-          <w:p>
-            <w:pPr>
-              <w:spacing w:after="20" w:before="20" w:line="240" w:lineRule="auto"/>
-              <w:jc w:val="left"/>
-            </w:pPr>
-            <w:r>
-              <w:rPr>
-                <w:sz w:val="15"/>
+            <w:tcW w:type="dxa" w:w="900"/>
+          </w:tcPr>
+          <w:p>
+            <w:pPr>
+              <w:spacing w:after="20" w:before="20" w:line="240" w:lineRule="auto"/>
+              <w:jc w:val="left"/>
+            </w:pPr>
+            <w:r>
+              <w:rPr>
+                <w:sz w:val="14"/>
               </w:rPr>
               <w:t>Ti</w:t>
             </w:r>
             <w:r>
               <w:rPr>
-                <w:sz w:val="15"/>
+                <w:sz w:val="14"/>
                 <w:vertAlign w:val="subscript"/>
               </w:rPr>
               <w:t>12</w:t>
             </w:r>
             <w:r>
               <w:rPr>
-                <w:sz w:val="15"/>
+                <w:sz w:val="14"/>
               </w:rPr>
               <w:t>C</w:t>
             </w:r>
             <w:r>
               <w:rPr>
-                <w:sz w:val="15"/>
+                <w:sz w:val="14"/>
                 <w:vertAlign w:val="subscript"/>
               </w:rPr>
               <w:t>7</w:t>
             </w:r>
             <w:r>
               <w:rPr>
-                <w:sz w:val="15"/>
+                <w:sz w:val="14"/>
               </w:rPr>
               <w:t>O</w:t>
             </w:r>
             <w:r>
               <w:rPr>
-                <w:sz w:val="15"/>
+                <w:sz w:val="14"/>
                 <w:vertAlign w:val="subscript"/>
               </w:rPr>
               <w:t>14</w:t>
@@ -23378,7 +23589,7 @@
         </w:tc>
         <w:tc>
           <w:tcPr>
-            <w:tcW w:type="dxa" w:w="660"/>
+            <w:tcW w:type="dxa" w:w="554"/>
           </w:tcPr>
           <w:p>
             <w:pPr>
@@ -23387,7 +23598,7 @@
             </w:pPr>
             <w:r>
               <w:rPr>
-                <w:sz w:val="15"/>
+                <w:sz w:val="14"/>
               </w:rPr>
               <w:t>33</w:t>
             </w:r>
@@ -23395,16 +23606,16 @@
         </w:tc>
         <w:tc>
           <w:tcPr>
-            <w:tcW w:type="dxa" w:w="2886"/>
-          </w:tcPr>
-          <w:p>
-            <w:pPr>
-              <w:spacing w:after="20" w:before="20" w:line="240" w:lineRule="auto"/>
-              <w:jc w:val="left"/>
-            </w:pPr>
-            <w:r>
-              <w:rPr>
-                <w:sz w:val="15"/>
+            <w:tcW w:type="dxa" w:w="2424"/>
+          </w:tcPr>
+          <w:p>
+            <w:pPr>
+              <w:spacing w:after="20" w:before="20" w:line="240" w:lineRule="auto"/>
+              <w:jc w:val="left"/>
+            </w:pPr>
+            <w:r>
+              <w:rPr>
+                <w:sz w:val="14"/>
               </w:rPr>
               <w:t>C–C 4; C–Ti 9; O–Ti 28</w:t>
             </w:r>
@@ -23412,18 +23623,52 @@
         </w:tc>
         <w:tc>
           <w:tcPr>
-            <w:tcW w:type="dxa" w:w="1484"/>
-          </w:tcPr>
-          <w:p>
-            <w:pPr>
-              <w:spacing w:after="20" w:before="20" w:line="240" w:lineRule="auto"/>
-              <w:jc w:val="left"/>
-            </w:pPr>
-            <w:r>
-              <w:rPr>
-                <w:sz w:val="15"/>
+            <w:tcW w:type="dxa" w:w="1246"/>
+          </w:tcPr>
+          <w:p>
+            <w:pPr>
+              <w:spacing w:after="20" w:before="20" w:line="240" w:lineRule="auto"/>
+              <w:jc w:val="left"/>
+            </w:pPr>
+            <w:r>
+              <w:rPr>
+                <w:sz w:val="14"/>
               </w:rPr>
               <w:t>C–C 4</w:t>
+            </w:r>
+          </w:p>
+        </w:tc>
+        <w:tc>
+          <w:tcPr>
+            <w:tcW w:type="dxa" w:w="485"/>
+          </w:tcPr>
+          <w:p>
+            <w:pPr>
+              <w:spacing w:after="20" w:before="20" w:line="240" w:lineRule="auto"/>
+              <w:jc w:val="center"/>
+            </w:pPr>
+            <w:r>
+              <w:rPr>
+                <w:sz w:val="14"/>
+              </w:rPr>
+              <w:t>1.24</w:t>
+            </w:r>
+          </w:p>
+        </w:tc>
+        <w:tc>
+          <w:tcPr>
+            <w:tcW w:type="dxa" w:w="969"/>
+          </w:tcPr>
+          <w:p>
+            <w:pPr>
+              <w:spacing w:after="20" w:before="20" w:line="240" w:lineRule="auto"/>
+              <w:jc w:val="center"/>
+            </w:pPr>
+            <w:r>
+              <w:rPr>
+                <w:sz w:val="14"/>
+              </w:rPr>
+              <w:t>0</w:t>
             </w:r>
           </w:p>
         </w:tc>
@@ -23431,16 +23676,16 @@
       <w:tr>
         <w:tc>
           <w:tcPr>
-            <w:tcW w:type="dxa" w:w="1237"/>
-          </w:tcPr>
-          <w:p>
-            <w:pPr>
-              <w:spacing w:after="20" w:before="20" w:line="240" w:lineRule="auto"/>
-              <w:jc w:val="left"/>
-            </w:pPr>
-            <w:r>
-              <w:rPr>
-                <w:sz w:val="15"/>
+            <w:tcW w:type="dxa" w:w="1039"/>
+          </w:tcPr>
+          <w:p>
+            <w:pPr>
+              <w:spacing w:after="20" w:before="20" w:line="240" w:lineRule="auto"/>
+              <w:jc w:val="left"/>
+            </w:pPr>
+            <w:r>
+              <w:rPr>
+                <w:sz w:val="14"/>
               </w:rPr>
               <w:t>Glioblastoma</w:t>
             </w:r>
@@ -23448,16 +23693,16 @@
         </w:tc>
         <w:tc>
           <w:tcPr>
-            <w:tcW w:type="dxa" w:w="742"/>
-          </w:tcPr>
-          <w:p>
-            <w:pPr>
-              <w:spacing w:after="20" w:before="20" w:line="240" w:lineRule="auto"/>
-              <w:jc w:val="left"/>
-            </w:pPr>
-            <w:r>
-              <w:rPr>
-                <w:sz w:val="15"/>
+            <w:tcW w:type="dxa" w:w="623"/>
+          </w:tcPr>
+          <w:p>
+            <w:pPr>
+              <w:spacing w:after="20" w:before="20" w:line="240" w:lineRule="auto"/>
+              <w:jc w:val="left"/>
+            </w:pPr>
+            <w:r>
+              <w:rPr>
+                <w:sz w:val="14"/>
               </w:rPr>
               <w:t>after</w:t>
             </w:r>
@@ -23465,16 +23710,16 @@
         </w:tc>
         <w:tc>
           <w:tcPr>
-            <w:tcW w:type="dxa" w:w="990"/>
-          </w:tcPr>
-          <w:p>
-            <w:pPr>
-              <w:spacing w:after="20" w:before="20" w:line="240" w:lineRule="auto"/>
-              <w:jc w:val="left"/>
-            </w:pPr>
-            <w:r>
-              <w:rPr>
-                <w:sz w:val="15"/>
+            <w:tcW w:type="dxa" w:w="831"/>
+          </w:tcPr>
+          <w:p>
+            <w:pPr>
+              <w:spacing w:after="20" w:before="20" w:line="240" w:lineRule="auto"/>
+              <w:jc w:val="left"/>
+            </w:pPr>
+            <w:r>
+              <w:rPr>
+                <w:sz w:val="14"/>
               </w:rPr>
               <w:t>Ti3C2O2</w:t>
             </w:r>
@@ -23482,48 +23727,48 @@
         </w:tc>
         <w:tc>
           <w:tcPr>
-            <w:tcW w:type="dxa" w:w="1072"/>
-          </w:tcPr>
-          <w:p>
-            <w:pPr>
-              <w:spacing w:after="20" w:before="20" w:line="240" w:lineRule="auto"/>
-              <w:jc w:val="left"/>
-            </w:pPr>
-            <w:r>
-              <w:rPr>
-                <w:sz w:val="15"/>
+            <w:tcW w:type="dxa" w:w="900"/>
+          </w:tcPr>
+          <w:p>
+            <w:pPr>
+              <w:spacing w:after="20" w:before="20" w:line="240" w:lineRule="auto"/>
+              <w:jc w:val="left"/>
+            </w:pPr>
+            <w:r>
+              <w:rPr>
+                <w:sz w:val="14"/>
               </w:rPr>
               <w:t>Ti</w:t>
             </w:r>
             <w:r>
               <w:rPr>
-                <w:sz w:val="15"/>
+                <w:sz w:val="14"/>
                 <w:vertAlign w:val="subscript"/>
               </w:rPr>
               <w:t>48</w:t>
             </w:r>
             <w:r>
               <w:rPr>
-                <w:sz w:val="15"/>
+                <w:sz w:val="14"/>
               </w:rPr>
               <w:t>C</w:t>
             </w:r>
             <w:r>
               <w:rPr>
-                <w:sz w:val="15"/>
+                <w:sz w:val="14"/>
                 <w:vertAlign w:val="subscript"/>
               </w:rPr>
               <w:t>32</w:t>
             </w:r>
             <w:r>
               <w:rPr>
-                <w:sz w:val="15"/>
+                <w:sz w:val="14"/>
               </w:rPr>
               <w:t>O</w:t>
             </w:r>
             <w:r>
               <w:rPr>
-                <w:sz w:val="15"/>
+                <w:sz w:val="14"/>
                 <w:vertAlign w:val="subscript"/>
               </w:rPr>
               <w:t>32</w:t>
@@ -23532,7 +23777,7 @@
         </w:tc>
         <w:tc>
           <w:tcPr>
-            <w:tcW w:type="dxa" w:w="660"/>
+            <w:tcW w:type="dxa" w:w="554"/>
           </w:tcPr>
           <w:p>
             <w:pPr>
@@ -23541,7 +23786,7 @@
             </w:pPr>
             <w:r>
               <w:rPr>
-                <w:sz w:val="15"/>
+                <w:sz w:val="14"/>
               </w:rPr>
               <w:t>112</w:t>
             </w:r>
@@ -23549,16 +23794,16 @@
         </w:tc>
         <w:tc>
           <w:tcPr>
-            <w:tcW w:type="dxa" w:w="2886"/>
-          </w:tcPr>
-          <w:p>
-            <w:pPr>
-              <w:spacing w:after="20" w:before="20" w:line="240" w:lineRule="auto"/>
-              <w:jc w:val="left"/>
-            </w:pPr>
-            <w:r>
-              <w:rPr>
-                <w:sz w:val="15"/>
+            <w:tcW w:type="dxa" w:w="2424"/>
+          </w:tcPr>
+          <w:p>
+            <w:pPr>
+              <w:spacing w:after="20" w:before="20" w:line="240" w:lineRule="auto"/>
+              <w:jc w:val="left"/>
+            </w:pPr>
+            <w:r>
+              <w:rPr>
+                <w:sz w:val="14"/>
               </w:rPr>
               <w:t>C–Ti 153; O–Ti 73</w:t>
             </w:r>
@@ -23566,18 +23811,52 @@
         </w:tc>
         <w:tc>
           <w:tcPr>
-            <w:tcW w:type="dxa" w:w="1484"/>
-          </w:tcPr>
-          <w:p>
-            <w:pPr>
-              <w:spacing w:after="20" w:before="20" w:line="240" w:lineRule="auto"/>
-              <w:jc w:val="left"/>
-            </w:pPr>
-            <w:r>
-              <w:rPr>
-                <w:sz w:val="15"/>
+            <w:tcW w:type="dxa" w:w="1246"/>
+          </w:tcPr>
+          <w:p>
+            <w:pPr>
+              <w:spacing w:after="20" w:before="20" w:line="240" w:lineRule="auto"/>
+              <w:jc w:val="left"/>
+            </w:pPr>
+            <w:r>
+              <w:rPr>
+                <w:sz w:val="14"/>
               </w:rPr>
               <w:t>none</w:t>
+            </w:r>
+          </w:p>
+        </w:tc>
+        <w:tc>
+          <w:tcPr>
+            <w:tcW w:type="dxa" w:w="485"/>
+          </w:tcPr>
+          <w:p>
+            <w:pPr>
+              <w:spacing w:after="20" w:before="20" w:line="240" w:lineRule="auto"/>
+              <w:jc w:val="center"/>
+            </w:pPr>
+            <w:r>
+              <w:rPr>
+                <w:sz w:val="14"/>
+              </w:rPr>
+              <w:t>2.00</w:t>
+            </w:r>
+          </w:p>
+        </w:tc>
+        <w:tc>
+          <w:tcPr>
+            <w:tcW w:type="dxa" w:w="969"/>
+          </w:tcPr>
+          <w:p>
+            <w:pPr>
+              <w:spacing w:after="20" w:before="20" w:line="240" w:lineRule="auto"/>
+              <w:jc w:val="center"/>
+            </w:pPr>
+            <w:r>
+              <w:rPr>
+                <w:sz w:val="14"/>
+              </w:rPr>
+              <w:t>0</w:t>
             </w:r>
           </w:p>
         </w:tc>
@@ -23585,16 +23864,16 @@
       <w:tr>
         <w:tc>
           <w:tcPr>
-            <w:tcW w:type="dxa" w:w="1237"/>
-          </w:tcPr>
-          <w:p>
-            <w:pPr>
-              <w:spacing w:after="20" w:before="20" w:line="240" w:lineRule="auto"/>
-              <w:jc w:val="left"/>
-            </w:pPr>
-            <w:r>
-              <w:rPr>
-                <w:sz w:val="15"/>
+            <w:tcW w:type="dxa" w:w="1039"/>
+          </w:tcPr>
+          <w:p>
+            <w:pPr>
+              <w:spacing w:after="20" w:before="20" w:line="240" w:lineRule="auto"/>
+              <w:jc w:val="left"/>
+            </w:pPr>
+            <w:r>
+              <w:rPr>
+                <w:sz w:val="14"/>
               </w:rPr>
               <w:t>Tau</w:t>
             </w:r>
@@ -23602,16 +23881,16 @@
         </w:tc>
         <w:tc>
           <w:tcPr>
-            <w:tcW w:type="dxa" w:w="742"/>
-          </w:tcPr>
-          <w:p>
-            <w:pPr>
-              <w:spacing w:after="20" w:before="20" w:line="240" w:lineRule="auto"/>
-              <w:jc w:val="left"/>
-            </w:pPr>
-            <w:r>
-              <w:rPr>
-                <w:sz w:val="15"/>
+            <w:tcW w:type="dxa" w:w="623"/>
+          </w:tcPr>
+          <w:p>
+            <w:pPr>
+              <w:spacing w:after="20" w:before="20" w:line="240" w:lineRule="auto"/>
+              <w:jc w:val="left"/>
+            </w:pPr>
+            <w:r>
+              <w:rPr>
+                <w:sz w:val="14"/>
               </w:rPr>
               <w:t>before</w:t>
             </w:r>
@@ -23619,16 +23898,16 @@
         </w:tc>
         <w:tc>
           <w:tcPr>
-            <w:tcW w:type="dxa" w:w="990"/>
-          </w:tcPr>
-          <w:p>
-            <w:pPr>
-              <w:spacing w:after="20" w:before="20" w:line="240" w:lineRule="auto"/>
-              <w:jc w:val="left"/>
-            </w:pPr>
-            <w:r>
-              <w:rPr>
-                <w:sz w:val="15"/>
+            <w:tcW w:type="dxa" w:w="831"/>
+          </w:tcPr>
+          <w:p>
+            <w:pPr>
+              <w:spacing w:after="20" w:before="20" w:line="240" w:lineRule="auto"/>
+              <w:jc w:val="left"/>
+            </w:pPr>
+            <w:r>
+              <w:rPr>
+                <w:sz w:val="14"/>
               </w:rPr>
               <w:t>borophene</w:t>
             </w:r>
@@ -23636,35 +23915,35 @@
         </w:tc>
         <w:tc>
           <w:tcPr>
-            <w:tcW w:type="dxa" w:w="1072"/>
-          </w:tcPr>
-          <w:p>
-            <w:pPr>
-              <w:spacing w:after="20" w:before="20" w:line="240" w:lineRule="auto"/>
-              <w:jc w:val="left"/>
-            </w:pPr>
-            <w:r>
-              <w:rPr>
-                <w:sz w:val="15"/>
+            <w:tcW w:type="dxa" w:w="900"/>
+          </w:tcPr>
+          <w:p>
+            <w:pPr>
+              <w:spacing w:after="20" w:before="20" w:line="240" w:lineRule="auto"/>
+              <w:jc w:val="left"/>
+            </w:pPr>
+            <w:r>
+              <w:rPr>
+                <w:sz w:val="14"/>
               </w:rPr>
               <w:t>B</w:t>
             </w:r>
             <w:r>
               <w:rPr>
-                <w:sz w:val="15"/>
+                <w:sz w:val="14"/>
                 <w:vertAlign w:val="subscript"/>
               </w:rPr>
               <w:t>40</w:t>
             </w:r>
             <w:r>
               <w:rPr>
-                <w:sz w:val="15"/>
+                <w:sz w:val="14"/>
               </w:rPr>
               <w:t>H</w:t>
             </w:r>
             <w:r>
               <w:rPr>
-                <w:sz w:val="15"/>
+                <w:sz w:val="14"/>
                 <w:vertAlign w:val="subscript"/>
               </w:rPr>
               <w:t>15</w:t>
@@ -23673,7 +23952,7 @@
         </w:tc>
         <w:tc>
           <w:tcPr>
-            <w:tcW w:type="dxa" w:w="660"/>
+            <w:tcW w:type="dxa" w:w="554"/>
           </w:tcPr>
           <w:p>
             <w:pPr>
@@ -23682,7 +23961,7 @@
             </w:pPr>
             <w:r>
               <w:rPr>
-                <w:sz w:val="15"/>
+                <w:sz w:val="14"/>
               </w:rPr>
               <w:t>55</w:t>
             </w:r>
@@ -23690,16 +23969,16 @@
         </w:tc>
         <w:tc>
           <w:tcPr>
-            <w:tcW w:type="dxa" w:w="2886"/>
-          </w:tcPr>
-          <w:p>
-            <w:pPr>
-              <w:spacing w:after="20" w:before="20" w:line="240" w:lineRule="auto"/>
-              <w:jc w:val="left"/>
-            </w:pPr>
-            <w:r>
-              <w:rPr>
-                <w:sz w:val="15"/>
+            <w:tcW w:type="dxa" w:w="2424"/>
+          </w:tcPr>
+          <w:p>
+            <w:pPr>
+              <w:spacing w:after="20" w:before="20" w:line="240" w:lineRule="auto"/>
+              <w:jc w:val="left"/>
+            </w:pPr>
+            <w:r>
+              <w:rPr>
+                <w:sz w:val="14"/>
               </w:rPr>
               <w:t>B–B 73; B–H 15</w:t>
             </w:r>
@@ -23707,18 +23986,52 @@
         </w:tc>
         <w:tc>
           <w:tcPr>
-            <w:tcW w:type="dxa" w:w="1484"/>
-          </w:tcPr>
-          <w:p>
-            <w:pPr>
-              <w:spacing w:after="20" w:before="20" w:line="240" w:lineRule="auto"/>
-              <w:jc w:val="left"/>
-            </w:pPr>
-            <w:r>
-              <w:rPr>
-                <w:sz w:val="15"/>
+            <w:tcW w:type="dxa" w:w="1246"/>
+          </w:tcPr>
+          <w:p>
+            <w:pPr>
+              <w:spacing w:after="20" w:before="20" w:line="240" w:lineRule="auto"/>
+              <w:jc w:val="left"/>
+            </w:pPr>
+            <w:r>
+              <w:rPr>
+                <w:sz w:val="14"/>
               </w:rPr>
               <w:t>none</w:t>
+            </w:r>
+          </w:p>
+        </w:tc>
+        <w:tc>
+          <w:tcPr>
+            <w:tcW w:type="dxa" w:w="485"/>
+          </w:tcPr>
+          <w:p>
+            <w:pPr>
+              <w:spacing w:after="20" w:before="20" w:line="240" w:lineRule="auto"/>
+              <w:jc w:val="center"/>
+            </w:pPr>
+            <w:r>
+              <w:rPr>
+                <w:sz w:val="14"/>
+              </w:rPr>
+              <w:t>1.17</w:t>
+            </w:r>
+          </w:p>
+        </w:tc>
+        <w:tc>
+          <w:tcPr>
+            <w:tcW w:type="dxa" w:w="969"/>
+          </w:tcPr>
+          <w:p>
+            <w:pPr>
+              <w:spacing w:after="20" w:before="20" w:line="240" w:lineRule="auto"/>
+              <w:jc w:val="center"/>
+            </w:pPr>
+            <w:r>
+              <w:rPr>
+                <w:sz w:val="14"/>
+              </w:rPr>
+              <w:t>0</w:t>
             </w:r>
           </w:p>
         </w:tc>
@@ -23726,7 +24039,7 @@
       <w:tr>
         <w:tc>
           <w:tcPr>
-            <w:tcW w:type="dxa" w:w="1237"/>
+            <w:tcW w:type="dxa" w:w="1039"/>
             <w:tcBorders>
               <w:bottom w:val="single" w:sz="12" w:color="000000"/>
             </w:tcBorders>
@@ -23738,7 +24051,7 @@
             </w:pPr>
             <w:r>
               <w:rPr>
-                <w:sz w:val="15"/>
+                <w:sz w:val="14"/>
               </w:rPr>
               <w:t>Tau</w:t>
             </w:r>
@@ -23746,7 +24059,7 @@
         </w:tc>
         <w:tc>
           <w:tcPr>
-            <w:tcW w:type="dxa" w:w="742"/>
+            <w:tcW w:type="dxa" w:w="623"/>
             <w:tcBorders>
               <w:bottom w:val="single" w:sz="12" w:color="000000"/>
             </w:tcBorders>
@@ -23758,7 +24071,7 @@
             </w:pPr>
             <w:r>
               <w:rPr>
-                <w:sz w:val="15"/>
+                <w:sz w:val="14"/>
               </w:rPr>
               <w:t>after</w:t>
             </w:r>
@@ -23766,7 +24079,7 @@
         </w:tc>
         <w:tc>
           <w:tcPr>
-            <w:tcW w:type="dxa" w:w="990"/>
+            <w:tcW w:type="dxa" w:w="831"/>
             <w:tcBorders>
               <w:bottom w:val="single" w:sz="12" w:color="000000"/>
             </w:tcBorders>
@@ -23778,7 +24091,7 @@
             </w:pPr>
             <w:r>
               <w:rPr>
-                <w:sz w:val="15"/>
+                <w:sz w:val="14"/>
               </w:rPr>
               <w:t>borophene</w:t>
             </w:r>
@@ -23786,7 +24099,7 @@
         </w:tc>
         <w:tc>
           <w:tcPr>
-            <w:tcW w:type="dxa" w:w="1072"/>
+            <w:tcW w:type="dxa" w:w="900"/>
             <w:tcBorders>
               <w:bottom w:val="single" w:sz="12" w:color="000000"/>
             </w:tcBorders>
@@ -23798,26 +24111,26 @@
             </w:pPr>
             <w:r>
               <w:rPr>
-                <w:sz w:val="15"/>
+                <w:sz w:val="14"/>
               </w:rPr>
               <w:t>B</w:t>
             </w:r>
             <w:r>
               <w:rPr>
-                <w:sz w:val="15"/>
+                <w:sz w:val="14"/>
                 <w:vertAlign w:val="subscript"/>
               </w:rPr>
               <w:t>44</w:t>
             </w:r>
             <w:r>
               <w:rPr>
-                <w:sz w:val="15"/>
+                <w:sz w:val="14"/>
               </w:rPr>
               <w:t>H</w:t>
             </w:r>
             <w:r>
               <w:rPr>
-                <w:sz w:val="15"/>
+                <w:sz w:val="14"/>
                 <w:vertAlign w:val="subscript"/>
               </w:rPr>
               <w:t>16</w:t>
@@ -23826,7 +24139,7 @@
         </w:tc>
         <w:tc>
           <w:tcPr>
-            <w:tcW w:type="dxa" w:w="660"/>
+            <w:tcW w:type="dxa" w:w="554"/>
             <w:tcBorders>
               <w:bottom w:val="single" w:sz="12" w:color="000000"/>
             </w:tcBorders>
@@ -23838,7 +24151,7 @@
             </w:pPr>
             <w:r>
               <w:rPr>
-                <w:sz w:val="15"/>
+                <w:sz w:val="14"/>
               </w:rPr>
               <w:t>60</w:t>
             </w:r>
@@ -23846,7 +24159,7 @@
         </w:tc>
         <w:tc>
           <w:tcPr>
-            <w:tcW w:type="dxa" w:w="2886"/>
+            <w:tcW w:type="dxa" w:w="2424"/>
             <w:tcBorders>
               <w:bottom w:val="single" w:sz="12" w:color="000000"/>
             </w:tcBorders>
@@ -23858,7 +24171,7 @@
             </w:pPr>
             <w:r>
               <w:rPr>
-                <w:sz w:val="15"/>
+                <w:sz w:val="14"/>
               </w:rPr>
               <w:t>B–B 94; B–H 16</w:t>
             </w:r>
@@ -23866,7 +24179,7 @@
         </w:tc>
         <w:tc>
           <w:tcPr>
-            <w:tcW w:type="dxa" w:w="1484"/>
+            <w:tcW w:type="dxa" w:w="1246"/>
             <w:tcBorders>
               <w:bottom w:val="single" w:sz="12" w:color="000000"/>
             </w:tcBorders>
@@ -23878,9 +24191,49 @@
             </w:pPr>
             <w:r>
               <w:rPr>
-                <w:sz w:val="15"/>
+                <w:sz w:val="14"/>
               </w:rPr>
               <w:t>none</w:t>
+            </w:r>
+          </w:p>
+        </w:tc>
+        <w:tc>
+          <w:tcPr>
+            <w:tcW w:type="dxa" w:w="485"/>
+            <w:tcBorders>
+              <w:bottom w:val="single" w:sz="12" w:color="000000"/>
+            </w:tcBorders>
+          </w:tcPr>
+          <w:p>
+            <w:pPr>
+              <w:spacing w:after="20" w:before="20" w:line="240" w:lineRule="auto"/>
+              <w:jc w:val="center"/>
+            </w:pPr>
+            <w:r>
+              <w:rPr>
+                <w:sz w:val="14"/>
+              </w:rPr>
+              <w:t>1.17</w:t>
+            </w:r>
+          </w:p>
+        </w:tc>
+        <w:tc>
+          <w:tcPr>
+            <w:tcW w:type="dxa" w:w="969"/>
+            <w:tcBorders>
+              <w:bottom w:val="single" w:sz="12" w:color="000000"/>
+            </w:tcBorders>
+          </w:tcPr>
+          <w:p>
+            <w:pPr>
+              <w:spacing w:after="20" w:before="20" w:line="240" w:lineRule="auto"/>
+              <w:jc w:val="center"/>
+            </w:pPr>
+            <w:r>
+              <w:rPr>
+                <w:sz w:val="14"/>
+              </w:rPr>
+              <w:t>0</w:t>
             </w:r>
           </w:p>
         </w:tc>
